--- a/Tailored_CVs/Shinoy_RWS_Senior_AI_Engineer.docx
+++ b/Tailored_CVs/Shinoy_RWS_Senior_AI_Engineer.docx
@@ -70,7 +70,7 @@
           <w:b w:val="0"/>
           <w:sz w:val="19"/>
         </w:rPr>
-        <w:t>I am a QA automation engineer with over eight years of experience building scalable testing frameworks using Java and Playwright. My background includes architecting CI/CD pipelines and integrating AI tools like Gemini Code Assist to streamline test generation workflows. I bring a strong focus on quality and reliability when working with complex technical platforms. I am currently based in Amstelveen with a valid EU residence permit.</w:t>
+        <w:t>I am a QA automation engineer with over eight years of experience building scalable testing frameworks using Java, Python, and TypeScript Playwright. My background includes orchestrating CI/CD pipelines with AWS and Terraform, alongside deploying tools like Gemini Code Assist to streamline test generation workflows. I bring a strong focus on quality standards and evaluation discipline to complex technical environments.</w:t>
       </w:r>
     </w:p>
     <w:p>
@@ -288,7 +288,7 @@
           <w:b w:val="0"/>
           <w:sz w:val="18"/>
         </w:rPr>
-        <w:t>▸ Migrated a SeleniumJava framework to Playwright TypeScript for credit limit and rating analysis endtoend workflows within a microservices architecture, boosting execution efficiency by 20%.</w:t>
+        <w:t>▸ Migrated legacy testing frameworks to Playwright TypeScript for credit workflows, improving execution efficiency by 20% while maintaining strong code quality.</w:t>
       </w:r>
     </w:p>
     <w:p>
@@ -301,7 +301,7 @@
           <w:b w:val="0"/>
           <w:sz w:val="18"/>
         </w:rPr>
-        <w:t>▸ Streamlined complex test generation and deployment scripts utilizing AI tools like Gemini Code Assist to improve delivery speed and code reliability.</w:t>
+        <w:t>▸ Streamlined test generation and deployment scripts by utilizing AI tools like Gemini Code Assist to improve delivery speed and reduce manual bottlenecks.</w:t>
       </w:r>
     </w:p>
     <w:p>
@@ -314,7 +314,7 @@
           <w:b w:val="0"/>
           <w:sz w:val="18"/>
         </w:rPr>
-        <w:t>▸ Architected automated CI/CD pipelines and ran scheduled regression test builds using Jenkins while provisioning environments with Terraform and AWS.</w:t>
+        <w:t>▸ Built automated CI/CD pipelines and provisioned underlying test environments using Terraform, AWS, and Linux to support continuous integration and reliable releases.</w:t>
       </w:r>
     </w:p>
     <w:p>
@@ -327,7 +327,7 @@
           <w:b w:val="0"/>
           <w:sz w:val="18"/>
         </w:rPr>
-        <w:t>▸ Executed complex Oracle SQL queries to validate massive datasets and ensure strict data integrity across backend workflows.</w:t>
+        <w:t>▸ Collaborated with crossfunctional teams and SREs to define testing metrics, explain release objectives, and reduce defect leakage prior to production deployment.</w:t>
       </w:r>
     </w:p>
     <w:p>
